--- a/docs/ismrm_longi_synthesis/ismrm_longi_synthesis_abstract.docx
+++ b/docs/ismrm_longi_synthesis/ismrm_longi_synthesis_abstract.docx
@@ -4,133 +4,67 @@
   <w:body>
     <w:p>
       <w:pPr>
-        <w:spacing w:after="120"/>
+        <w:spacing w:after="80"/>
         <w:jc w:val="center"/>
       </w:pPr>
       <w:r>
         <w:rPr>
           <w:b/>
           <w:bCs/>
-          <w:color w:val="C00000"/>
-          <w:sz w:val="28"/>
-          <w:szCs w:val="28"/>
-        </w:rPr>
-        <w:t xml:space="preserve">[Title]</w:t>
-      </w:r>
+          <w:sz w:val="30"/>
+          <w:szCs w:val="30"/>
+        </w:rPr>
+        <w:t xml:space="preserve">Longitudinal Contrast-Enhanced T1 Synthesis from a Patient's Prior Exam with a Schrödinger Bridge</w:t>
+      </w:r>
+    </w:p>
+    <w:p>
+      <w:pPr>
+        <w:spacing w:after="240"/>
+        <w:jc w:val="center"/>
+      </w:pPr>
+      <w:r>
+        <w:t xml:space="preserve">Eric Eng, Yao Wang, Li Feng</w:t>
+      </w:r>
+    </w:p>
+    <w:p>
+      <w:pPr>
+        <w:pStyle w:val="Heading2"/>
+        <w:spacing w:after="100" w:before="240"/>
+      </w:pPr>
+      <w:r>
+        <w:t xml:space="preserve">Impact</w:t>
+      </w:r>
+    </w:p>
+    <w:p>
+      <w:pPr>
+        <w:spacing w:after="120"/>
+      </w:pPr>
+      <w:r>
+        <w:t xml:space="preserve">Synthesizing post-contrast MRI from pre-contrast imagery could allow patients to avoid repeated gadolinium injections, but enhancement is not always evident in pre-contrast images. Conditioning on a prior scan supplies additional enhancement information that improves synthesis quality.</w:t>
+      </w:r>
+    </w:p>
+    <w:p>
+      <w:pPr>
+        <w:pStyle w:val="Heading2"/>
+        <w:spacing w:after="100" w:before="240"/>
+      </w:pPr>
+      <w:r>
+        <w:t xml:space="preserve">Synopsis</w:t>
+      </w:r>
+    </w:p>
+    <w:p>
+      <w:pPr>
+        <w:spacing w:after="120"/>
+      </w:pPr>
       <w:r>
         <w:rPr>
           <w:b/>
           <w:bCs/>
-          <w:sz w:val="28"/>
-          <w:szCs w:val="28"/>
-        </w:rPr>
-        <w:t xml:space="preserve">: Longitudinal Gadolinium-Free Contrast-Enhanced T1 Synthesis from a Patient’s Prior Exam with a Schrödinger Bridge</w:t>
-      </w:r>
-    </w:p>
-    <w:p>
-      <w:pPr>
-        <w:jc w:val="center"/>
-      </w:pPr>
-      <w:r>
-        <w:rPr>
-          <w:color w:val="C00000"/>
-        </w:rPr>
-        <w:t xml:space="preserve">[Eric …]</w:t>
-      </w:r>
-      <w:r>
-        <w:rPr>
-          <w:vertAlign w:val="superscript"/>
-        </w:rPr>
-        <w:t xml:space="preserve">1,2</w:t>
-      </w:r>
-      <w:r>
-        <w:t xml:space="preserve">, </w:t>
-      </w:r>
-      <w:r>
-        <w:rPr>
-          <w:color w:val="C00000"/>
-        </w:rPr>
-        <w:t xml:space="preserve">[co-authors]</w:t>
-      </w:r>
-      <w:r>
-        <w:t xml:space="preserve">, Li Feng</w:t>
-      </w:r>
-      <w:r>
-        <w:rPr>
-          <w:vertAlign w:val="superscript"/>
-        </w:rPr>
-        <w:t xml:space="preserve">1,2</w:t>
-      </w:r>
-    </w:p>
-    <w:p>
-      <w:pPr>
-        <w:spacing w:after="200"/>
-        <w:jc w:val="center"/>
-      </w:pPr>
-      <w:r>
-        <w:rPr>
-          <w:sz w:val="16"/>
-          <w:szCs w:val="16"/>
-          <w:vertAlign w:val="superscript"/>
-        </w:rPr>
-        <w:t xml:space="preserve">1</w:t>
-      </w:r>
-      <w:r>
-        <w:rPr>
-          <w:color w:val="C00000"/>
-          <w:sz w:val="16"/>
-          <w:szCs w:val="16"/>
-        </w:rPr>
-        <w:t xml:space="preserve">[Bernard and Irene Schwartz Center for Biomedical Imaging, Dept. of Radiology, NYU Grossman School of Medicine, New York, NY, USA]</w:t>
-      </w:r>
-      <w:r>
-        <w:rPr>
-          <w:sz w:val="16"/>
-          <w:szCs w:val="16"/>
-        </w:rPr>
-        <w:t xml:space="preserve">  </w:t>
-      </w:r>
-      <w:r>
-        <w:rPr>
-          <w:sz w:val="16"/>
-          <w:szCs w:val="16"/>
-          <w:vertAlign w:val="superscript"/>
-        </w:rPr>
-        <w:t xml:space="preserve">2</w:t>
-      </w:r>
-      <w:r>
-        <w:rPr>
-          <w:color w:val="C00000"/>
-          <w:sz w:val="16"/>
-          <w:szCs w:val="16"/>
-        </w:rPr>
-        <w:t xml:space="preserve">[CAI²R, NYU Grossman School of Medicine, New York, NY, USA]</w:t>
-      </w:r>
-    </w:p>
-    <w:p>
-      <w:pPr>
-        <w:pStyle w:val="Heading2"/>
-        <w:spacing w:after="80" w:before="200"/>
-      </w:pPr>
-      <w:r>
-        <w:t xml:space="preserve">Impact</w:t>
-      </w:r>
-    </w:p>
-    <w:p>
-      <w:pPr>
-        <w:spacing w:after="120"/>
-      </w:pPr>
-      <w:r>
-        <w:t xml:space="preserve">Synthesizing post-contrast MRI could spare patients repeated gadolinium injections, but the problem is ill-posed: enhancement is not always evident in pre-contrast images. The patient’s prior contrast-enhanced exam supplies the missing information, improving synthesis of the follow-up scan.</w:t>
-      </w:r>
-    </w:p>
-    <w:p>
-      <w:pPr>
-        <w:pStyle w:val="Heading2"/>
-        <w:spacing w:after="80" w:before="200"/>
-      </w:pPr>
-      <w:r>
-        <w:t xml:space="preserve">Synopsis</w:t>
+        </w:rPr>
+        <w:t xml:space="preserve">Motivation:</w:t>
+      </w:r>
+      <w:r>
+        <w:t xml:space="preserve"> Synthesizing post-contrast images could avoid gadolinium injection, but enhancement is not always predictable from pre-contrast information. Patients under surveillance have a prior contrast-enhanced exam that encodes enhancement for similar anatomy.</w:t>
       </w:r>
     </w:p>
     <w:p>
@@ -142,10 +76,10 @@
           <w:b/>
           <w:bCs/>
         </w:rPr>
-        <w:t xml:space="preserve">Motivation:</w:t>
-      </w:r>
-      <w:r>
-        <w:t xml:space="preserve"> Patients under surveillance for brain metastases receive gadolinium at every visit; their prior post-contrast exam is available but unused by contrast-synthesis methods.</w:t>
+        <w:t xml:space="preserve">Goal(s):</w:t>
+      </w:r>
+      <w:r>
+        <w:t xml:space="preserve"> Exploit prior exam information in a contrast synthesis task.</w:t>
       </w:r>
     </w:p>
     <w:p>
@@ -157,10 +91,19 @@
           <w:b/>
           <w:bCs/>
         </w:rPr>
-        <w:t xml:space="preserve">Goal(s):</w:t>
-      </w:r>
-      <w:r>
-        <w:t xml:space="preserve"> Synthesize the current post-contrast T1 (CT1) from the current non-contrast exam and the prior exam, using only information available at inference.</w:t>
+        <w:t xml:space="preserve">Approach:</w:t>
+      </w:r>
+      <w:r>
+        <w:t xml:space="preserve"> The Image-to-Image Schrödinger Bridge (I</w:t>
+      </w:r>
+      <w:r>
+        <w:rPr>
+          <w:vertAlign w:val="superscript"/>
+        </w:rPr>
+        <w:t xml:space="preserve">2</w:t>
+      </w:r>
+      <w:r>
+        <w:t xml:space="preserve">SB) algorithm is used to map current T1 to CT1 images conditioned on FLAIR/T1/T2 imagery. To extend this to the longitudinal synthesis task, five adjacent T1/CT1 slices are provided as additional side information.</w:t>
       </w:r>
     </w:p>
     <w:p>
@@ -172,19 +115,81 @@
           <w:b/>
           <w:bCs/>
         </w:rPr>
-        <w:t xml:space="preserve">Approach:</w:t>
-      </w:r>
-      <w:r>
-        <w:t xml:space="preserve"> An image-to-image Schrödinger bridge (I2SB) maps T1 to CT1, conditioned on FLAIR/T1/T2 and the prior T1/CT1 at five adjacent slices, re-registered from non-contrast contrasts only; </w:t>
-      </w:r>
-      <w:r>
-        <w:rPr>
-          <w:color w:val="C00000"/>
-        </w:rPr>
-        <w:t xml:space="preserve">[N]</w:t>
-      </w:r>
-      <w:r>
-        <w:t xml:space="preserve"> patients, 1007 test studies.</w:t>
+        <w:t xml:space="preserve">Results:</w:t>
+      </w:r>
+      <w:r>
+        <w:t xml:space="preserve"> On the NYUMets dataset, longitudinal I</w:t>
+      </w:r>
+      <w:r>
+        <w:rPr>
+          <w:vertAlign w:val="superscript"/>
+        </w:rPr>
+        <w:t xml:space="preserve">2</w:t>
+      </w:r>
+      <w:r>
+        <w:t xml:space="preserve">SB produces higher quality CT1 images while remaining robust towards uninformative guide information.</w:t>
+      </w:r>
+    </w:p>
+    <w:p>
+      <w:pPr>
+        <w:pStyle w:val="Heading2"/>
+        <w:spacing w:after="100" w:before="240"/>
+      </w:pPr>
+      <w:r>
+        <w:t xml:space="preserve">Introduction</w:t>
+      </w:r>
+    </w:p>
+    <w:p>
+      <w:pPr>
+        <w:spacing w:after="120"/>
+      </w:pPr>
+      <w:r>
+        <w:t xml:space="preserve">Brain metastases are monitored with serial gadolinium-enhanced MRI</w:t>
+      </w:r>
+      <w:r>
+        <w:rPr>
+          <w:vertAlign w:val="superscript"/>
+        </w:rPr>
+        <w:t xml:space="preserve">1</w:t>
+      </w:r>
+      <w:r>
+        <w:t xml:space="preserve">, and repeated gadolinium exposure</w:t>
+      </w:r>
+      <w:r>
+        <w:rPr>
+          <w:vertAlign w:val="superscript"/>
+        </w:rPr>
+        <w:t xml:space="preserve">2</w:t>
+      </w:r>
+      <w:r>
+        <w:t xml:space="preserve"> motivates synthesizing post-contrast images from non-contrast ones. Single-exam synthesis must infer enhancement from T1, T2 and FLAIR alone. In surveillance, however, every patient has a prior post-contrast exam, highly correlated with the current one. We condition an image-to-image Schrödinger bridge (I</w:t>
+      </w:r>
+      <w:r>
+        <w:rPr>
+          <w:vertAlign w:val="superscript"/>
+        </w:rPr>
+        <w:t xml:space="preserve">2</w:t>
+      </w:r>
+      <w:r>
+        <w:t xml:space="preserve">SB)</w:t>
+      </w:r>
+      <w:r>
+        <w:rPr>
+          <w:vertAlign w:val="superscript"/>
+        </w:rPr>
+        <w:t xml:space="preserve">3</w:t>
+      </w:r>
+      <w:r>
+        <w:t xml:space="preserve"> on that prior exam and evaluate it under inference-realistic conditions.</w:t>
+      </w:r>
+    </w:p>
+    <w:p>
+      <w:pPr>
+        <w:pStyle w:val="Heading2"/>
+        <w:spacing w:after="100" w:before="240"/>
+      </w:pPr>
+      <w:r>
+        <w:t xml:space="preserve">Methods</w:t>
       </w:r>
     </w:p>
     <w:p>
@@ -196,465 +201,548 @@
           <w:b/>
           <w:bCs/>
         </w:rPr>
-        <w:t xml:space="preserve">Results:</w:t>
-      </w:r>
-      <w:r>
-        <w:t xml:space="preserve"> The prior exam raised PSNR by 0.94 dB and SSIM by 3.0 points (p &lt; 10⁻¹⁰⁰, better in 97% of studies). </w:t>
-      </w:r>
-      <w:r>
-        <w:rPr>
-          <w:color w:val="C00000"/>
-        </w:rPr>
-        <w:t xml:space="preserve">[tumour region]</w:t>
-      </w:r>
-    </w:p>
-    <w:p>
-      <w:pPr>
-        <w:pStyle w:val="Heading2"/>
-        <w:spacing w:after="80" w:before="200"/>
-      </w:pPr>
-      <w:r>
-        <w:t xml:space="preserve">Introduction</w:t>
-      </w:r>
-    </w:p>
-    <w:p>
-      <w:pPr>
-        <w:spacing w:after="120"/>
-      </w:pPr>
-      <w:r>
-        <w:t xml:space="preserve">Brain metastases are monitored with serial gadolinium-enhanced MRI</w:t>
+        <w:t xml:space="preserve">Image-to-Image Schrödinger Bridge:</w:t>
+      </w:r>
+      <w:r>
+        <w:t xml:space="preserve"> I</w:t>
       </w:r>
       <w:r>
         <w:rPr>
           <w:vertAlign w:val="superscript"/>
         </w:rPr>
-        <w:t xml:space="preserve">1</w:t>
-      </w:r>
-      <w:r>
-        <w:t xml:space="preserve">, and repeated gadolinium exposure motivates synthesizing post-contrast images from non-contrast ones</w:t>
-      </w:r>
-      <w:r>
-        <w:rPr>
-          <w:vertAlign w:val="superscript"/>
-        </w:rPr>
         <w:t xml:space="preserve">2</w:t>
       </w:r>
       <w:r>
-        <w:t xml:space="preserve">. Single-exam synthesis must infer enhancement from T1, T2 and FLAIR alone. In surveillance, however, every patient has a prior post-contrast exam, highly correlated with the current one. We condition an image-to-image Schrödinger bridge (I2SB)</w:t>
-      </w:r>
-      <w:r>
-        <w:rPr>
-          <w:vertAlign w:val="superscript"/>
-        </w:rPr>
-        <w:t xml:space="preserve">3</w:t>
-      </w:r>
-      <w:r>
-        <w:t xml:space="preserve"> on that prior exam, and evaluate it under inference-realistic conditions: the prior is registered, and all images are masked, without using the current CT1.</w:t>
-      </w:r>
-    </w:p>
-    <w:p>
-      <w:pPr>
-        <w:pStyle w:val="Heading2"/>
-        <w:spacing w:after="80" w:before="200"/>
-      </w:pPr>
-      <w:r>
-        <w:t xml:space="preserve">Methods</w:t>
-      </w:r>
-    </w:p>
-    <w:p>
-      <w:pPr>
-        <w:spacing w:after="120"/>
-      </w:pPr>
+        <w:t xml:space="preserve">SB seeks to take some image </w:t>
+      </w:r>
       <w:r>
         <w:rPr>
           <w:b/>
           <w:bCs/>
-        </w:rPr>
-        <w:t xml:space="preserve">Data.</w:t>
-      </w:r>
-      <w:r>
-        <w:t xml:space="preserve"> NYUMets</w:t>
-      </w:r>
-      <w:r>
-        <w:rPr>
-          <w:vertAlign w:val="superscript"/>
-        </w:rPr>
-        <w:t xml:space="preserve">4</w:t>
-      </w:r>
-      <w:r>
-        <w:t xml:space="preserve">: longitudinal brain-metastasis MRI (FLAIR, T1, CT1, T2) </w:t>
-      </w:r>
-      <w:r>
-        <w:rPr>
-          <w:color w:val="C00000"/>
-        </w:rPr>
-        <w:t xml:space="preserve">[scanner/protocol]</w:t>
-      </w:r>
-      <w:r>
-        <w:t xml:space="preserve">. Studies of a patient were placed on a common grid by a 3-D affine fit during preprocessing; each volume is scaled by its in-brain median, so prior and current share an intensity scale. Training on slices </w:t>
-      </w:r>
-      <w:r>
-        <w:rPr>
-          <w:color w:val="C00000"/>
-        </w:rPr>
-        <w:t xml:space="preserve">[70–109]</w:t>
-      </w:r>
-      <w:r>
-        <w:t xml:space="preserve"> of </w:t>
-      </w:r>
-      <w:r>
-        <w:rPr>
-          <w:color w:val="C00000"/>
-        </w:rPr>
-        <w:t xml:space="preserve">[N]</w:t>
-      </w:r>
-      <w:r>
-        <w:t xml:space="preserve"> patients; testing on slices 70–109 of 1007 studies from </w:t>
-      </w:r>
-      <w:r>
-        <w:rPr>
-          <w:color w:val="C00000"/>
-        </w:rPr>
-        <w:t xml:space="preserve">[N]</w:t>
-      </w:r>
-      <w:r>
-        <w:t xml:space="preserve"> held-out patients with a prior exam.</w:t>
-      </w:r>
-    </w:p>
-    <w:p>
-      <w:pPr>
-        <w:spacing w:after="120"/>
-      </w:pPr>
+          <w:i/>
+          <w:iCs/>
+        </w:rPr>
+        <w:t xml:space="preserve">x</w:t>
+      </w:r>
+      <w:r>
+        <w:rPr>
+          <w:i/>
+          <w:iCs/>
+          <w:vertAlign w:val="subscript"/>
+        </w:rPr>
+        <w:t xml:space="preserve">1</w:t>
+      </w:r>
+      <w:r>
+        <w:t xml:space="preserve">, sampled from some known distribution, and estimate some related </w:t>
+      </w:r>
       <w:r>
         <w:rPr>
           <w:b/>
           <w:bCs/>
-        </w:rPr>
-        <w:t xml:space="preserve">Model.</w:t>
-      </w:r>
-      <w:r>
-        <w:t xml:space="preserve"> I2SB bridges the current T1 (x₁) to the current CT1 (x₀) with a conditional U-Net (</w:t>
-      </w:r>
-      <w:r>
-        <w:rPr>
-          <w:color w:val="C00000"/>
-        </w:rPr>
-        <w:t xml:space="preserve">[23M]</w:t>
-      </w:r>
-      <w:r>
-        <w:t xml:space="preserve"> parameters, batch </w:t>
-      </w:r>
-      <w:r>
-        <w:rPr>
-          <w:color w:val="C00000"/>
-        </w:rPr>
-        <w:t xml:space="preserve">[32]</w:t>
-      </w:r>
-      <w:r>
-        <w:t xml:space="preserve">, EMA, 300k steps), conditioned on FLAIR/T1/T2. The longitudinal model additionally receives the prior T1 and CT1 at slices z−2…z+2 as input channels. Sampling: 20 steps.</w:t>
-      </w:r>
-    </w:p>
-    <w:p>
-      <w:pPr>
-        <w:spacing w:after="120"/>
-      </w:pPr>
+          <w:i/>
+          <w:iCs/>
+        </w:rPr>
+        <w:t xml:space="preserve">x</w:t>
+      </w:r>
+      <w:r>
+        <w:rPr>
+          <w:i/>
+          <w:iCs/>
+          <w:vertAlign w:val="subscript"/>
+        </w:rPr>
+        <w:t xml:space="preserve">0</w:t>
+      </w:r>
+      <w:r>
+        <w:t xml:space="preserve"> coming from some alternative target distribution. Generating a sample </w:t>
+      </w:r>
       <w:r>
         <w:rPr>
           <w:b/>
           <w:bCs/>
-        </w:rPr>
-        <w:t xml:space="preserve">Inference-time registration and masking.</w:t>
-      </w:r>
-      <w:r>
-        <w:t xml:space="preserve"> The preprocessing alignment saw the current CT1 (through its brain and field-of-view masks), which inference cannot. Each prior is therefore re-registered to the current study by a 3-D affine (rotation, per-axis scale, shift) maximising the mean masked correlation of FLAIR, T1 and T2 of both exams, and all four prior contrasts are resampled with it. Images and metrics are masked by the current T1 support intersected with the registered prior CT1 support.</w:t>
-      </w:r>
-    </w:p>
-    <w:p>
-      <w:pPr>
-        <w:spacing w:after="120"/>
-      </w:pPr>
+          <w:i/>
+          <w:iCs/>
+        </w:rPr>
+        <w:t xml:space="preserve">x</w:t>
+      </w:r>
+      <w:r>
+        <w:rPr>
+          <w:i/>
+          <w:iCs/>
+          <w:vertAlign w:val="subscript"/>
+        </w:rPr>
+        <w:t xml:space="preserve">t</w:t>
+      </w:r>
+      <w:r>
+        <w:t xml:space="preserve"> from the bridge involves generating noisy convex combinations of </w:t>
+      </w:r>
       <w:r>
         <w:rPr>
           <w:b/>
           <w:bCs/>
-        </w:rPr>
-        <w:t xml:space="preserve">Evaluation.</w:t>
-      </w:r>
-      <w:r>
-        <w:t xml:space="preserve"> PSNR, SSIM and NRMSE within the mask, averaged per study; paired Wilcoxon signed-rank tests over studies. </w:t>
-      </w:r>
-      <w:r>
-        <w:rPr>
-          <w:color w:val="C00000"/>
-        </w:rPr>
-        <w:t xml:space="preserve">[Tumour-region error from the radiotherapy segmentations.]</w:t>
-      </w:r>
-    </w:p>
-    <w:p>
-      <w:pPr>
-        <w:pStyle w:val="Heading2"/>
-        <w:spacing w:after="80" w:before="200"/>
-      </w:pPr>
-      <w:r>
-        <w:t xml:space="preserve">Results</w:t>
-      </w:r>
-    </w:p>
-    <w:p>
-      <w:pPr>
-        <w:spacing w:after="120"/>
-      </w:pPr>
-      <w:r>
-        <w:t xml:space="preserve">Conditioning on the prior exam improved every metric (Figure 2, Table): PSNR 24.79 ± 0.09 → 25.73 ± 0.10 dB, SSIM 87.79 → 90.83%, NRMSE 13.07 → 11.97% (all p &lt; 10⁻¹⁶⁰; better in 97% of studies, median +0.84 dB). The gain grew from +0.67 dB at the skull base (slice 70) to ≈ +1.05 dB above slice 95 (Figure 3). </w:t>
-      </w:r>
-      <w:r>
-        <w:rPr>
-          <w:color w:val="C00000"/>
-        </w:rPr>
-        <w:t xml:space="preserve">[Tumour slices: gain inside lesions; new and resolved lesions (Figure 4).]</w:t>
-      </w:r>
-      <w:r>
-        <w:t xml:space="preserve"> </w:t>
-      </w:r>
-      <w:r>
-        <w:rPr>
-          <w:color w:val="C00000"/>
-        </w:rPr>
-        <w:t xml:space="preserve">[Example cases, Figure 1.]</w:t>
-      </w:r>
-    </w:p>
-    <w:p>
-      <w:pPr>
-        <w:pStyle w:val="Heading2"/>
-        <w:spacing w:after="80" w:before="200"/>
-      </w:pPr>
-      <w:r>
-        <w:t xml:space="preserve">Discussion</w:t>
-      </w:r>
-    </w:p>
-    <w:p>
-      <w:pPr>
-        <w:spacing w:after="120"/>
-      </w:pPr>
-      <w:r>
-        <w:rPr>
-          <w:color w:val="C00000"/>
-        </w:rPr>
-        <w:t xml:space="preserve">[Where the prior helps: stable anatomy vs. interval change; cases where it hurts.]</w:t>
-      </w:r>
-      <w:r>
-        <w:t xml:space="preserve"> Limitations: </w:t>
-      </w:r>
-      <w:r>
-        <w:rPr>
-          <w:color w:val="C00000"/>
-        </w:rPr>
-        <w:t xml:space="preserve">[the no-prior baseline in these results was trained with fixed intensity scaling and on all patients — retraining matched (batch 32) is under way; one network family; slice-wise 2-D.]</w:t>
-      </w:r>
-    </w:p>
-    <w:p>
-      <w:pPr>
-        <w:pStyle w:val="Heading2"/>
-        <w:spacing w:after="80" w:before="200"/>
-      </w:pPr>
-      <w:r>
-        <w:t xml:space="preserve">Conclusion</w:t>
-      </w:r>
-    </w:p>
-    <w:p>
-      <w:pPr>
-        <w:spacing w:after="120"/>
-      </w:pPr>
-      <w:r>
-        <w:t xml:space="preserve">A patient’s prior exam, registered without the scan being predicted, improves gadolinium-free synthesis of the follow-up post-contrast T1. </w:t>
-      </w:r>
-      <w:r>
-        <w:rPr>
-          <w:color w:val="C00000"/>
-        </w:rPr>
-        <w:t xml:space="preserve">[one clause on tumours]</w:t>
-      </w:r>
-    </w:p>
-    <w:p>
-      <w:pPr>
-        <w:pStyle w:val="Heading2"/>
-        <w:spacing w:after="80" w:before="200"/>
-      </w:pPr>
-      <w:r>
-        <w:t xml:space="preserve">Acknowledgements</w:t>
-      </w:r>
-    </w:p>
-    <w:p>
-      <w:pPr>
-        <w:spacing w:after="120"/>
-      </w:pPr>
-      <w:r>
-        <w:rPr>
-          <w:color w:val="C00000"/>
-        </w:rPr>
-        <w:t xml:space="preserve">[Grants.]</w:t>
-      </w:r>
-      <w:r>
-        <w:t xml:space="preserve"> The authors thank NYU Langone Health UltraViolet for technical support.</w:t>
-      </w:r>
-    </w:p>
-    <w:p>
-      <w:pPr>
-        <w:pStyle w:val="Heading2"/>
-        <w:spacing w:after="80" w:before="200"/>
-      </w:pPr>
-      <w:r>
-        <w:t xml:space="preserve">References</w:t>
-      </w:r>
-    </w:p>
-    <w:p>
-      <w:pPr>
-        <w:spacing w:after="120"/>
-      </w:pPr>
-      <w:r>
-        <w:rPr>
-          <w:sz w:val="18"/>
-          <w:szCs w:val="18"/>
-        </w:rPr>
-        <w:t xml:space="preserve">1. </w:t>
-      </w:r>
-      <w:r>
-        <w:rPr>
-          <w:color w:val="C00000"/>
-          <w:sz w:val="18"/>
-          <w:szCs w:val="18"/>
-        </w:rPr>
-        <w:t xml:space="preserve">[RANO-BM / surveillance imaging reference.]</w:t>
-      </w:r>
-    </w:p>
-    <w:p>
-      <w:pPr>
-        <w:spacing w:after="120"/>
-      </w:pPr>
-      <w:r>
-        <w:rPr>
-          <w:sz w:val="18"/>
-          <w:szCs w:val="18"/>
-        </w:rPr>
-        <w:t xml:space="preserve">2. </w:t>
-      </w:r>
-      <w:r>
-        <w:rPr>
-          <w:color w:val="C00000"/>
-          <w:sz w:val="18"/>
-          <w:szCs w:val="18"/>
-        </w:rPr>
-        <w:t xml:space="preserve">[Gadolinium-free contrast synthesis reference(s).]</w:t>
-      </w:r>
-    </w:p>
-    <w:p>
-      <w:pPr>
-        <w:spacing w:after="120"/>
-      </w:pPr>
-      <w:r>
-        <w:rPr>
-          <w:sz w:val="18"/>
-          <w:szCs w:val="18"/>
-        </w:rPr>
-        <w:t xml:space="preserve">3. Liu GH, Vahdat A, Huang DA, Theodorou EA, Nie W, Anandkumar A. I²SB: Image-to-Image Schrödinger Bridge. In: Proc ICML. 2023. </w:t>
-      </w:r>
-      <w:r>
-        <w:rPr>
-          <w:color w:val="C00000"/>
-          <w:sz w:val="18"/>
-          <w:szCs w:val="18"/>
-        </w:rPr>
-        <w:t xml:space="preserve">[check]</w:t>
-      </w:r>
-    </w:p>
-    <w:p>
-      <w:pPr>
-        <w:spacing w:after="120"/>
-      </w:pPr>
-      <w:r>
-        <w:rPr>
-          <w:sz w:val="18"/>
-          <w:szCs w:val="18"/>
-        </w:rPr>
-        <w:t xml:space="preserve">4. </w:t>
-      </w:r>
-      <w:r>
-        <w:rPr>
-          <w:color w:val="C00000"/>
-          <w:sz w:val="18"/>
-          <w:szCs w:val="18"/>
-        </w:rPr>
-        <w:t xml:space="preserve">[NYUMets dataset reference.]</w:t>
-      </w:r>
-    </w:p>
-    <w:p>
-      <w:r>
-        <w:br w:type="page"/>
-      </w:r>
-    </w:p>
-    <w:p>
-      <w:pPr>
-        <w:pStyle w:val="Heading2"/>
-        <w:spacing w:after="80" w:before="200"/>
-      </w:pPr>
-      <w:r>
-        <w:t xml:space="preserve">Figures</w:t>
-      </w:r>
-    </w:p>
-    <w:p>
-      <w:pPr>
-        <w:spacing w:after="120"/>
-      </w:pPr>
-      <w:r>
-        <w:rPr>
-          <w:color w:val="C00000"/>
-        </w:rPr>
-        <w:t xml:space="preserve">[Figure 1: build with figures/make_figure.py figures/configs/nyumets_longi.py (rows picked in the viewer), then insert here.]</w:t>
-      </w:r>
-    </w:p>
-    <w:p>
-      <w:pPr>
-        <w:spacing w:after="120"/>
-      </w:pPr>
+          <w:i/>
+          <w:iCs/>
+        </w:rPr>
+        <w:t xml:space="preserve">x</w:t>
+      </w:r>
+      <w:r>
+        <w:rPr>
+          <w:i/>
+          <w:iCs/>
+          <w:vertAlign w:val="subscript"/>
+        </w:rPr>
+        <w:t xml:space="preserve">0</w:t>
+      </w:r>
+      <w:r>
+        <w:t xml:space="preserve"> and </w:t>
+      </w:r>
       <w:r>
         <w:rPr>
           <w:b/>
           <w:bCs/>
-          <w:sz w:val="18"/>
-          <w:szCs w:val="18"/>
-        </w:rPr>
-        <w:t xml:space="preserve">Figure 1.</w:t>
-      </w:r>
-      <w:r>
-        <w:rPr>
-          <w:sz w:val="18"/>
-          <w:szCs w:val="18"/>
-        </w:rPr>
-        <w:t xml:space="preserve"> Example cases </w:t>
-      </w:r>
-      <w:r>
-        <w:rPr>
-          <w:color w:val="C00000"/>
-          <w:sz w:val="18"/>
-          <w:szCs w:val="18"/>
-        </w:rPr>
-        <w:t xml:space="preserve">[(rows)]</w:t>
-      </w:r>
-      <w:r>
-        <w:rPr>
-          <w:sz w:val="18"/>
-          <w:szCs w:val="18"/>
-        </w:rPr>
-        <w:t xml:space="preserve">: current T1 (input), registered prior CT1, synthesis without and with the prior exam, and the acquired CT1; magnified region with its 5× residual, PSNR/SSIM per panel.</w:t>
-      </w:r>
-    </w:p>
-    <w:p>
-      <w:pPr>
+          <w:i/>
+          <w:iCs/>
+        </w:rPr>
+        <w:t xml:space="preserve">x</w:t>
+      </w:r>
+      <w:r>
+        <w:rPr>
+          <w:i/>
+          <w:iCs/>
+          <w:vertAlign w:val="subscript"/>
+        </w:rPr>
+        <w:t xml:space="preserve">1</w:t>
+      </w:r>
+      <w:r>
+        <w:t xml:space="preserve">, where the additive noise power is time varying for t ∈ [0, 1]. A network is trained to, given bridge sample </w:t>
+      </w:r>
+      <w:r>
+        <w:rPr>
+          <w:b/>
+          <w:bCs/>
+          <w:i/>
+          <w:iCs/>
+        </w:rPr>
+        <w:t xml:space="preserve">x</w:t>
+      </w:r>
+      <w:r>
+        <w:rPr>
+          <w:i/>
+          <w:iCs/>
+          <w:vertAlign w:val="subscript"/>
+        </w:rPr>
+        <w:t xml:space="preserve">t</w:t>
+      </w:r>
+      <w:r>
+        <w:t xml:space="preserve">, predict the bridge endpoint </w:t>
+      </w:r>
+      <w:r>
+        <w:rPr>
+          <w:b/>
+          <w:bCs/>
+          <w:i/>
+          <w:iCs/>
+        </w:rPr>
+        <w:t xml:space="preserve">x</w:t>
+      </w:r>
+      <w:r>
+        <w:rPr>
+          <w:i/>
+          <w:iCs/>
+          <w:vertAlign w:val="subscript"/>
+        </w:rPr>
+        <w:t xml:space="preserve">0</w:t>
+      </w:r>
+      <w:r>
+        <w:t xml:space="preserve">. The algorithm itself iteratively predicts </w:t>
+      </w:r>
+      <w:r>
+        <w:rPr>
+          <w:b/>
+          <w:bCs/>
+          <w:i/>
+          <w:iCs/>
+        </w:rPr>
+        <w:t xml:space="preserve">x</w:t>
+      </w:r>
+      <w:r>
+        <w:rPr>
+          <w:i/>
+          <w:iCs/>
+          <w:vertAlign w:val="subscript"/>
+        </w:rPr>
+        <w:t xml:space="preserve">0</w:t>
+      </w:r>
+      <w:r>
+        <w:t xml:space="preserve"> and then resamples a new bridge point </w:t>
+      </w:r>
+      <w:r>
+        <w:rPr>
+          <w:b/>
+          <w:bCs/>
+          <w:i/>
+          <w:iCs/>
+        </w:rPr>
+        <w:t xml:space="preserve">x</w:t>
+      </w:r>
+      <w:r>
+        <w:rPr>
+          <w:i/>
+          <w:iCs/>
+          <w:vertAlign w:val="subscript"/>
+        </w:rPr>
+        <w:t xml:space="preserve">t</w:t>
+      </w:r>
+      <w:r>
+        <w:t xml:space="preserve"> while annealing the time index to 0 (Figure 1). In our case, we bridge from the current pre-contrast image to the desired post-contrast image. The original I</w:t>
+      </w:r>
+      <w:r>
+        <w:rPr>
+          <w:vertAlign w:val="superscript"/>
+        </w:rPr>
+        <w:t xml:space="preserve">2</w:t>
+      </w:r>
+      <w:r>
+        <w:t xml:space="preserve">SB paper</w:t>
+      </w:r>
+      <w:r>
+        <w:rPr>
+          <w:vertAlign w:val="superscript"/>
+        </w:rPr>
+        <w:t xml:space="preserve">3</w:t>
+      </w:r>
+      <w:r>
+        <w:t xml:space="preserve"> uses a UNet</w:t>
+      </w:r>
+      <w:r>
+        <w:rPr>
+          <w:vertAlign w:val="superscript"/>
+        </w:rPr>
+        <w:t xml:space="preserve">4</w:t>
+      </w:r>
+      <w:r>
+        <w:t xml:space="preserve"> with an appended time-dependent channel. Since we have access to other contrasts of the same anatomy, we additionally append [T1, T2, FLAIR] as input channels, so the model need only learn the enhancement pattern from T1 to CT1.</w:t>
+      </w:r>
+    </w:p>
+    <w:p>
+      <w:pPr>
+        <w:spacing w:after="120"/>
+      </w:pPr>
+      <w:r>
+        <w:rPr>
+          <w:b/>
+          <w:bCs/>
+        </w:rPr>
+        <w:t xml:space="preserve">Longitudinal Conditioning:</w:t>
+      </w:r>
+      <w:r>
+        <w:t xml:space="preserve"> Where enhancement is not evident in the pre-contrast images, the patient's prior contrast-enhanced exam can supply it. The bridge endpoints are unchanged, and the prior exam enters only as conditioning: its T1 and CT1 at a 5-slice window are appended as ten further input channels. The neighboring slices robustify the network to through-plane misregistration.</w:t>
+      </w:r>
+    </w:p>
+    <w:p>
+      <w:pPr>
+        <w:spacing w:after="120"/>
+      </w:pPr>
+      <w:r>
+        <w:rPr>
+          <w:b/>
+          <w:bCs/>
+        </w:rPr>
+        <w:t xml:space="preserve">Experiments:</w:t>
+      </w:r>
+      <w:r>
+        <w:t xml:space="preserve"> We trained on NYUMets</w:t>
+      </w:r>
+      <w:r>
+        <w:rPr>
+          <w:vertAlign w:val="superscript"/>
+        </w:rPr>
+        <w:t xml:space="preserve">5</w:t>
+      </w:r>
+      <w:r>
+        <w:t xml:space="preserve">, a longitudinal dataset of brain-metastasis patients with FLAIR, T1, CT1 and T2 at each visit, split into a training set of 2318 exams and a holdout set of 1007 exams. Within each exam the contrasts are already co-registered and skull-stripped. We train two regressors over the same training set while only giving one access to prior-exam data. At inference, the prior exam is registered to the current one by a 3-D affine fit learned only from pre-contrast images, without relying on the CT1 being predicted. PSNR, SSIM and NRMSE were computed within the brain mask and averaged per exam, and paired Wilcoxon signed-rank tests were run over the holdout set.</w:t>
+      </w:r>
+    </w:p>
+    <w:p>
+      <w:pPr>
+        <w:pStyle w:val="Heading2"/>
+        <w:spacing w:after="100" w:before="240"/>
+      </w:pPr>
+      <w:r>
+        <w:t xml:space="preserve">Results</w:t>
+      </w:r>
+    </w:p>
+    <w:p>
+      <w:pPr>
+        <w:spacing w:after="120"/>
+      </w:pPr>
+      <w:r>
+        <w:t xml:space="preserve">Across 1007 test exams, conditioning on the prior exam improved every metric (Figure 3): PSNR rose from 24.79 ± 0.09 to 25.73 ± 0.10 dB, SSIM from 87.79 ± 0.21% to 90.83 ± 0.19%, and NRMSE fell from 13.07 ± 0.19% to 11.97 ± 0.19% (mean ± s.e. over exams; all p &lt; 10</w:t>
+      </w:r>
+      <w:r>
+        <w:rPr>
+          <w:vertAlign w:val="superscript"/>
+        </w:rPr>
+        <w:t xml:space="preserve">−3</w:t>
+      </w:r>
+      <w:r>
+        <w:t xml:space="preserve">, paired Wilcoxon signed-rank test). The longitudinal model was better in 97% of exams (median PSNR gain +0.84 dB). Appending input channels to the UNet comes at little computational cost, so both methods are effectively computationally matched.</w:t>
+      </w:r>
+    </w:p>
+    <w:p>
+      <w:pPr>
+        <w:spacing w:after="120"/>
+      </w:pPr>
+      <w:r>
+        <w:t xml:space="preserve">We can see strong visual improvement in Figure 2. In the first row, the single-study I</w:t>
+      </w:r>
+      <w:r>
+        <w:rPr>
+          <w:vertAlign w:val="superscript"/>
+        </w:rPr>
+        <w:t xml:space="preserve">2</w:t>
+      </w:r>
+      <w:r>
+        <w:t xml:space="preserve">SB result overpredicts the enhancement details whereas longitudinal I</w:t>
+      </w:r>
+      <w:r>
+        <w:rPr>
+          <w:vertAlign w:val="superscript"/>
+        </w:rPr>
+        <w:t xml:space="preserve">2</w:t>
+      </w:r>
+      <w:r>
+        <w:t xml:space="preserve">SB better preserves anatomical detail. The second row gives an example where a lesion appears in the CT1 image and not in the current T1. In this case, the single-study I</w:t>
+      </w:r>
+      <w:r>
+        <w:rPr>
+          <w:vertAlign w:val="superscript"/>
+        </w:rPr>
+        <w:t xml:space="preserve">2</w:t>
+      </w:r>
+      <w:r>
+        <w:t xml:space="preserve">SB result correctly predicts the appearance of the lesion but the longitudinal I</w:t>
+      </w:r>
+      <w:r>
+        <w:rPr>
+          <w:vertAlign w:val="superscript"/>
+        </w:rPr>
+        <w:t xml:space="preserve">2</w:t>
+      </w:r>
+      <w:r>
+        <w:t xml:space="preserve">SB result more accurately recovers its shape. Additionally, the prior CT1 guide seems to contain enhancement details near the brain stem that do not appear in the ground truth; longitudinal I</w:t>
+      </w:r>
+      <w:r>
+        <w:rPr>
+          <w:vertAlign w:val="superscript"/>
+        </w:rPr>
+        <w:t xml:space="preserve">2</w:t>
+      </w:r>
+      <w:r>
+        <w:t xml:space="preserve">SB is robust to them. In the third row, single-study I</w:t>
+      </w:r>
+      <w:r>
+        <w:rPr>
+          <w:vertAlign w:val="superscript"/>
+        </w:rPr>
+        <w:t xml:space="preserve">2</w:t>
+      </w:r>
+      <w:r>
+        <w:t xml:space="preserve">SB hallucinates a lesion absent from the acquired CT1, which is corrected in by the guide.</w:t>
+      </w:r>
+    </w:p>
+    <w:p>
+      <w:pPr>
+        <w:spacing w:after="120"/>
+      </w:pPr>
+      <w:r>
+        <w:t xml:space="preserve">Figure 4 shows further cases where the guide contains irrelevant or incorrect enhancement information. In these cases, the longitudinal I</w:t>
+      </w:r>
+      <w:r>
+        <w:rPr>
+          <w:vertAlign w:val="superscript"/>
+        </w:rPr>
+        <w:t xml:space="preserve">2</w:t>
+      </w:r>
+      <w:r>
+        <w:t xml:space="preserve">SB results remain visually comparable to their single-study counterparts, which demonstrates robustness to guide quality. In some cases, longitudinal I</w:t>
+      </w:r>
+      <w:r>
+        <w:rPr>
+          <w:vertAlign w:val="superscript"/>
+        </w:rPr>
+        <w:t xml:space="preserve">2</w:t>
+      </w:r>
+      <w:r>
+        <w:t xml:space="preserve">SB performs slightly better, likely due to the guide still encoding structural details that may be absent from the pre-contrast input. Figure 5 quantifies this by scoring the registered prior CT1 against the current CT1. The gain grows from ≈+0.3 dB for the least similar priors to +2.5 dB for the most similar, and stays positive on average in every bin.</w:t>
+      </w:r>
+    </w:p>
+    <w:p>
+      <w:pPr>
+        <w:pStyle w:val="Heading2"/>
+        <w:spacing w:after="100" w:before="240"/>
+      </w:pPr>
+      <w:r>
+        <w:t xml:space="preserve">Discussion</w:t>
+      </w:r>
+    </w:p>
+    <w:p>
+      <w:pPr>
+        <w:spacing w:after="120"/>
+      </w:pPr>
+      <w:r>
+        <w:t xml:space="preserve">The prior exam is routinely available in surveillance, yet is unused by contrast-synthesis methods. As conditioning, it lets the network transfer known enhancement rather than infer it, and a poor prior reduces the benefit without degrading synthesis on average. However, we acknowledge that the quality of registration for many of these examples is very high, and that performance may degrade under other anatomies that are not as rigid as the brain.</w:t>
+      </w:r>
+    </w:p>
+    <w:p>
+      <w:pPr>
+        <w:pStyle w:val="Heading2"/>
+        <w:spacing w:after="100" w:before="240"/>
+      </w:pPr>
+      <w:r>
+        <w:t xml:space="preserve">Conclusion</w:t>
+      </w:r>
+    </w:p>
+    <w:p>
+      <w:pPr>
+        <w:spacing w:after="120"/>
+      </w:pPr>
+      <w:r>
+        <w:t xml:space="preserve">Conditioning I</w:t>
+      </w:r>
+      <w:r>
+        <w:rPr>
+          <w:vertAlign w:val="superscript"/>
+        </w:rPr>
+        <w:t xml:space="preserve">2</w:t>
+      </w:r>
+      <w:r>
+        <w:t xml:space="preserve">SB on a patient's prior exam, registered without the scan being predicted, improves gadolinium-free synthesis of the follow-up post-contrast T1.</w:t>
+      </w:r>
+    </w:p>
+    <w:p>
+      <w:pPr>
+        <w:pStyle w:val="Heading2"/>
+        <w:spacing w:after="100" w:before="240"/>
+      </w:pPr>
+      <w:r>
+        <w:t xml:space="preserve">Acknowledgements</w:t>
+      </w:r>
+    </w:p>
+    <w:p>
+      <w:pPr>
+        <w:spacing w:after="120"/>
+      </w:pPr>
+      <w:r>
+        <w:t xml:space="preserve">The authors thank NYU Langone Health UltraViolet for technical support.</w:t>
+      </w:r>
+    </w:p>
+    <w:p>
+      <w:pPr>
+        <w:pStyle w:val="Heading2"/>
+        <w:spacing w:after="100" w:before="240"/>
+      </w:pPr>
+      <w:r>
+        <w:t xml:space="preserve">References</w:t>
+      </w:r>
+    </w:p>
+    <w:p>
+      <w:pPr>
+        <w:spacing w:after="60"/>
+      </w:pPr>
+      <w:r>
+        <w:rPr>
+          <w:sz w:val="18"/>
+          <w:szCs w:val="18"/>
+        </w:rPr>
+        <w:t xml:space="preserve">1. Lin NU, Lee EQ, Aoyama H, et al. Response assessment criteria for brain metastases: proposal from the RANO group. Lancet Oncol. 2015;16(6):e270–e278.</w:t>
+      </w:r>
+    </w:p>
+    <w:p>
+      <w:pPr>
+        <w:spacing w:after="60"/>
+      </w:pPr>
+      <w:r>
+        <w:rPr>
+          <w:sz w:val="18"/>
+          <w:szCs w:val="18"/>
+        </w:rPr>
+        <w:t xml:space="preserve">2. Kanda T, Ishii K, Kawaguchi H, Kitajima K, Takenaka D. High signal intensity in the dentate nucleus and globus pallidus on unenhanced T1-weighted MR images: relationship with increasing cumulative dose of a gadolinium-based contrast material. Radiology. 2014;270(3):834–841.</w:t>
+      </w:r>
+    </w:p>
+    <w:p>
+      <w:pPr>
+        <w:spacing w:after="60"/>
+      </w:pPr>
+      <w:r>
+        <w:rPr>
+          <w:sz w:val="18"/>
+          <w:szCs w:val="18"/>
+        </w:rPr>
+        <w:t xml:space="preserve">3. Liu GH, Vahdat A, Huang DA, Theodorou EA, Nie W, Anandkumar A. I</w:t>
+      </w:r>
+      <w:r>
+        <w:rPr>
+          <w:sz w:val="18"/>
+          <w:szCs w:val="18"/>
+          <w:vertAlign w:val="superscript"/>
+        </w:rPr>
+        <w:t xml:space="preserve">2</w:t>
+      </w:r>
+      <w:r>
+        <w:rPr>
+          <w:sz w:val="18"/>
+          <w:szCs w:val="18"/>
+        </w:rPr>
+        <w:t xml:space="preserve">SB: Image-to-Image Schrödinger Bridge. Proc ICML, PMLR 202:22042–22062. 2023.</w:t>
+      </w:r>
+    </w:p>
+    <w:p>
+      <w:pPr>
+        <w:spacing w:after="60"/>
+      </w:pPr>
+      <w:r>
+        <w:rPr>
+          <w:sz w:val="18"/>
+          <w:szCs w:val="18"/>
+        </w:rPr>
+        <w:t xml:space="preserve">4. Ronneberger O, Fischer P, Brox T. U-Net: Convolutional networks for biomedical image segmentation. MICCAI, LNCS 9351:234–241. 2015.</w:t>
+      </w:r>
+    </w:p>
+    <w:p>
+      <w:pPr>
+        <w:spacing w:after="60"/>
+      </w:pPr>
+      <w:r>
+        <w:rPr>
+          <w:sz w:val="18"/>
+          <w:szCs w:val="18"/>
+        </w:rPr>
+        <w:t xml:space="preserve">5. Link KE, Schnurman Z, Liu C, et al. Longitudinal deep neural networks for assessing metastatic brain cancer on a large open benchmark. Nat Commun. 2024;15:8170.</w:t>
+      </w:r>
+    </w:p>
+    <w:p>
+      <w:r>
+        <w:br w:type="page"/>
+      </w:r>
+    </w:p>
+    <w:p>
+      <w:pPr>
+        <w:pStyle w:val="Heading2"/>
+        <w:spacing w:after="100" w:before="240"/>
+      </w:pPr>
+      <w:r>
+        <w:t xml:space="preserve">Figures</w:t>
+      </w:r>
+    </w:p>
+    <w:p>
+      <w:pPr>
+        <w:spacing w:after="60" w:before="120"/>
         <w:jc w:val="center"/>
       </w:pPr>
       <w:r>
         <w:drawing>
           <wp:inline distT="0" distB="0" distL="0" distR="0">
-            <wp:extent cx="5905500" cy="1581150"/>
+            <wp:extent cx="6305550" cy="2733675"/>
             <wp:effectExtent t="0" r="0" b="0" l="0"/>
             <wp:docPr id="1" name=""/>
             <wp:cNvGraphicFramePr>
@@ -679,7 +767,7 @@
                   <pic:spPr bwMode="auto">
                     <a:xfrm>
                       <a:off x="0" y="0"/>
-                      <a:ext cx="5905500" cy="1581150"/>
+                      <a:ext cx="6305550" cy="2733675"/>
                     </a:xfrm>
                     <a:prstGeom prst="rect">
                       <a:avLst/>
@@ -694,7 +782,7 @@
     </w:p>
     <w:p>
       <w:pPr>
-        <w:spacing w:after="120"/>
+        <w:spacing w:after="240"/>
       </w:pPr>
       <w:r>
         <w:rPr>
@@ -703,24 +791,208 @@
           <w:sz w:val="18"/>
           <w:szCs w:val="18"/>
         </w:rPr>
-        <w:t xml:space="preserve">Figure 2.</w:t>
-      </w:r>
-      <w:r>
-        <w:rPr>
-          <w:sz w:val="18"/>
-          <w:szCs w:val="18"/>
-        </w:rPr>
-        <w:t xml:space="preserve"> 1007 test studies, slices 70–109: mean ± s.e. over studies; *** paired Wilcoxon p ≤ 0.001. Value axes do not start at zero.</w:t>
-      </w:r>
-    </w:p>
-    <w:p>
-      <w:pPr>
+        <w:t xml:space="preserve">Figure 1:</w:t>
+      </w:r>
+      <w:r>
+        <w:rPr>
+          <w:sz w:val="18"/>
+          <w:szCs w:val="18"/>
+        </w:rPr>
+        <w:t xml:space="preserve"> Longitudinal I</w:t>
+      </w:r>
+      <w:r>
+        <w:rPr>
+          <w:sz w:val="18"/>
+          <w:szCs w:val="18"/>
+          <w:vertAlign w:val="superscript"/>
+        </w:rPr>
+        <w:t xml:space="preserve">2</w:t>
+      </w:r>
+      <w:r>
+        <w:rPr>
+          <w:sz w:val="18"/>
+          <w:szCs w:val="18"/>
+        </w:rPr>
+        <w:t xml:space="preserve">SB synthesis of the post-contrast T1 (CT1). The reverse bridge starts at the acquired pre-contrast T1 (</w:t>
+      </w:r>
+      <w:r>
+        <w:rPr>
+          <w:b/>
+          <w:bCs/>
+          <w:i/>
+          <w:iCs/>
+          <w:sz w:val="18"/>
+          <w:szCs w:val="18"/>
+        </w:rPr>
+        <w:t xml:space="preserve">x</w:t>
+      </w:r>
+      <w:r>
+        <w:rPr>
+          <w:i/>
+          <w:iCs/>
+          <w:sz w:val="18"/>
+          <w:szCs w:val="18"/>
+          <w:vertAlign w:val="subscript"/>
+        </w:rPr>
+        <w:t xml:space="preserve">1</w:t>
+      </w:r>
+      <w:r>
+        <w:rPr>
+          <w:sz w:val="18"/>
+          <w:szCs w:val="18"/>
+        </w:rPr>
+        <w:t xml:space="preserve">, t = 1) and reaches the synthesized CT1 (</w:t>
+      </w:r>
+      <w:r>
+        <w:rPr>
+          <w:b w:val="false"/>
+          <w:bCs w:val="false"/>
+          <w:i/>
+          <w:iCs/>
+          <w:sz w:val="18"/>
+          <w:szCs w:val="18"/>
+        </w:rPr>
+        <w:t xml:space="preserve">x̂</w:t>
+      </w:r>
+      <w:r>
+        <w:rPr>
+          <w:i/>
+          <w:iCs/>
+          <w:sz w:val="18"/>
+          <w:szCs w:val="18"/>
+          <w:vertAlign w:val="subscript"/>
+        </w:rPr>
+        <w:t xml:space="preserve">0</w:t>
+      </w:r>
+      <w:r>
+        <w:rPr>
+          <w:sz w:val="18"/>
+          <w:szCs w:val="18"/>
+        </w:rPr>
+        <w:t xml:space="preserve">, t = 0) in 20 steps; four states are shown, five steps apart. At every step the UNet predicts </w:t>
+      </w:r>
+      <w:r>
+        <w:rPr>
+          <w:b w:val="false"/>
+          <w:bCs w:val="false"/>
+          <w:i/>
+          <w:iCs/>
+          <w:sz w:val="18"/>
+          <w:szCs w:val="18"/>
+        </w:rPr>
+        <w:t xml:space="preserve">x̂</w:t>
+      </w:r>
+      <w:r>
+        <w:rPr>
+          <w:i/>
+          <w:iCs/>
+          <w:sz w:val="18"/>
+          <w:szCs w:val="18"/>
+          <w:vertAlign w:val="subscript"/>
+        </w:rPr>
+        <w:t xml:space="preserve">0</w:t>
+      </w:r>
+      <w:r>
+        <w:rPr>
+          <w:sz w:val="18"/>
+          <w:szCs w:val="18"/>
+        </w:rPr>
+        <w:t xml:space="preserve"> from the current state </w:t>
+      </w:r>
+      <w:r>
+        <w:rPr>
+          <w:b/>
+          <w:bCs/>
+          <w:i/>
+          <w:iCs/>
+          <w:sz w:val="18"/>
+          <w:szCs w:val="18"/>
+        </w:rPr>
+        <w:t xml:space="preserve">x</w:t>
+      </w:r>
+      <w:r>
+        <w:rPr>
+          <w:i/>
+          <w:iCs/>
+          <w:sz w:val="18"/>
+          <w:szCs w:val="18"/>
+          <w:vertAlign w:val="subscript"/>
+        </w:rPr>
+        <w:t xml:space="preserve">t</w:t>
+      </w:r>
+      <w:r>
+        <w:rPr>
+          <w:sz w:val="18"/>
+          <w:szCs w:val="18"/>
+        </w:rPr>
+        <w:t xml:space="preserve"> and the conditioning: the current FLAIR, T1 and T2, and the prior exam's T1 and CT1 at slices z−2…z+2, registered using FLAIR, T1 and T2 only. Resampling then blends </w:t>
+      </w:r>
+      <w:r>
+        <w:rPr>
+          <w:b w:val="false"/>
+          <w:bCs w:val="false"/>
+          <w:i/>
+          <w:iCs/>
+          <w:sz w:val="18"/>
+          <w:szCs w:val="18"/>
+        </w:rPr>
+        <w:t xml:space="preserve">x̂</w:t>
+      </w:r>
+      <w:r>
+        <w:rPr>
+          <w:i/>
+          <w:iCs/>
+          <w:sz w:val="18"/>
+          <w:szCs w:val="18"/>
+          <w:vertAlign w:val="subscript"/>
+        </w:rPr>
+        <w:t xml:space="preserve">0</w:t>
+      </w:r>
+      <w:r>
+        <w:rPr>
+          <w:sz w:val="18"/>
+          <w:szCs w:val="18"/>
+        </w:rPr>
+        <w:t xml:space="preserve"> with </w:t>
+      </w:r>
+      <w:r>
+        <w:rPr>
+          <w:b/>
+          <w:bCs/>
+          <w:i/>
+          <w:iCs/>
+          <w:sz w:val="18"/>
+          <w:szCs w:val="18"/>
+        </w:rPr>
+        <w:t xml:space="preserve">x</w:t>
+      </w:r>
+      <w:r>
+        <w:rPr>
+          <w:i/>
+          <w:iCs/>
+          <w:sz w:val="18"/>
+          <w:szCs w:val="18"/>
+          <w:vertAlign w:val="subscript"/>
+        </w:rPr>
+        <w:t xml:space="preserve">t</w:t>
+      </w:r>
+      <w:r>
+        <w:rPr>
+          <w:sz w:val="18"/>
+          <w:szCs w:val="18"/>
+        </w:rPr>
+        <w:t xml:space="preserve"> and adds noise to give the next state. Images are the trained model's own trajectory for one test exam; the acquired CT1 (right) is shown for reference only.</w:t>
+      </w:r>
+    </w:p>
+    <w:p>
+      <w:pPr>
+        <w:spacing w:after="60" w:before="120"/>
         <w:jc w:val="center"/>
       </w:pPr>
       <w:r>
         <w:drawing>
           <wp:inline distT="0" distB="0" distL="0" distR="0">
-            <wp:extent cx="3619500" cy="3067050"/>
+            <wp:extent cx="5991225" cy="5467350"/>
             <wp:effectExtent t="0" r="0" b="0" l="0"/>
             <wp:docPr id="2" name=""/>
             <wp:cNvGraphicFramePr>
@@ -745,7 +1017,7 @@
                   <pic:spPr bwMode="auto">
                     <a:xfrm>
                       <a:off x="0" y="0"/>
-                      <a:ext cx="3619500" cy="3067050"/>
+                      <a:ext cx="5991225" cy="5467350"/>
                     </a:xfrm>
                     <a:prstGeom prst="rect">
                       <a:avLst/>
@@ -760,7 +1032,7 @@
     </w:p>
     <w:p>
       <w:pPr>
-        <w:spacing w:after="120"/>
+        <w:spacing w:after="240"/>
       </w:pPr>
       <w:r>
         <w:rPr>
@@ -769,19 +1041,81 @@
           <w:sz w:val="18"/>
           <w:szCs w:val="18"/>
         </w:rPr>
-        <w:t xml:space="preserve">Figure 3.</w:t>
-      </w:r>
-      <w:r>
-        <w:rPr>
-          <w:sz w:val="18"/>
-          <w:szCs w:val="18"/>
-        </w:rPr>
-        <w:t xml:space="preserve"> PSNR per original slice index (mean ± s.e. over studies) and the paired gain of the prior exam.</w:t>
+        <w:t xml:space="preserve">Figure 2:</w:t>
+      </w:r>
+      <w:r>
+        <w:rPr>
+          <w:sz w:val="18"/>
+          <w:szCs w:val="18"/>
+        </w:rPr>
+        <w:t xml:space="preserve"> Example test cases. Columns: current T1 (input), registered prior CT1, I</w:t>
+      </w:r>
+      <w:r>
+        <w:rPr>
+          <w:sz w:val="18"/>
+          <w:szCs w:val="18"/>
+          <w:vertAlign w:val="superscript"/>
+        </w:rPr>
+        <w:t xml:space="preserve">2</w:t>
+      </w:r>
+      <w:r>
+        <w:rPr>
+          <w:sz w:val="18"/>
+          <w:szCs w:val="18"/>
+        </w:rPr>
+        <w:t xml:space="preserve">SB without the prior exam, I2SB with the prior exam, and the acquired CT1; magnified region with its 5× residual, PSNR/SSIM per panel.</w:t>
+      </w:r>
+    </w:p>
+    <w:p>
+      <w:pPr>
+        <w:spacing w:after="60" w:before="120"/>
+        <w:jc w:val="center"/>
+      </w:pPr>
+      <w:r>
+        <w:drawing>
+          <wp:inline distT="0" distB="0" distL="0" distR="0">
+            <wp:extent cx="5676900" cy="1666875"/>
+            <wp:effectExtent t="0" r="0" b="0" l="0"/>
+            <wp:docPr id="3" name=""/>
+            <wp:cNvGraphicFramePr>
+              <a:graphicFrameLocks xmlns:a="http://schemas.openxmlformats.org/drawingml/2006/main" noChangeAspect="1"/>
+            </wp:cNvGraphicFramePr>
+            <a:graphic xmlns:a="http://schemas.openxmlformats.org/drawingml/2006/main">
+              <a:graphicData uri="http://schemas.openxmlformats.org/drawingml/2006/picture">
+                <pic:pic xmlns:pic="http://schemas.openxmlformats.org/drawingml/2006/picture">
+                  <pic:nvPicPr>
+                    <pic:cNvPr id="0" name="" descr=""/>
+                    <pic:cNvPicPr>
+                      <a:picLocks noChangeAspect="1" noChangeArrowheads="1"/>
+                    </pic:cNvPicPr>
+                  </pic:nvPicPr>
+                  <pic:blipFill>
+                    <a:blip r:embed="rId9" cstate="none"/>
+                    <a:srcRect/>
+                    <a:stretch>
+                      <a:fillRect/>
+                    </a:stretch>
+                  </pic:blipFill>
+                  <pic:spPr bwMode="auto">
+                    <a:xfrm>
+                      <a:off x="0" y="0"/>
+                      <a:ext cx="5676900" cy="1666875"/>
+                    </a:xfrm>
+                    <a:prstGeom prst="rect">
+                      <a:avLst/>
+                    </a:prstGeom>
+                  </pic:spPr>
+                </pic:pic>
+              </a:graphicData>
+            </a:graphic>
+          </wp:inline>
+        </w:drawing>
       </w:r>
     </w:p>
     <w:tbl>
       <w:tblPr>
-        <w:tblW w:type="dxa" w:w="9000"/>
+        <w:tblW w:type="dxa" w:w="8600"/>
+        <w:jc w:val="center"/>
         <w:tblBorders>
           <w:top w:val="single" w:color="auto" w:sz="4"/>
           <w:left w:val="single" w:color="auto" w:sz="4"/>
@@ -792,7 +1126,7 @@
         </w:tblBorders>
       </w:tblPr>
       <w:tblGrid>
-        <w:gridCol w:w="3000"/>
+        <w:gridCol w:w="2600"/>
         <w:gridCol w:w="2000"/>
         <w:gridCol w:w="2000"/>
         <w:gridCol w:w="2000"/>
@@ -800,16 +1134,20 @@
       <w:tr>
         <w:tc>
           <w:tcPr>
-            <w:tcW w:type="dxa" w:w="3000"/>
+            <w:tcW w:type="dxa" w:w="2600"/>
+            <w:tcBorders>
+              <w:top w:val="single" w:color="000000" w:sz="6"/>
+              <w:left w:val="none" w:color="FFFFFF" w:sz="0"/>
+              <w:bottom w:val="none" w:color="FFFFFF" w:sz="0"/>
+              <w:right w:val="none" w:color="FFFFFF" w:sz="0"/>
+            </w:tcBorders>
           </w:tcPr>
           <w:p>
             <w:pPr>
-              <w:jc w:val="center"/>
+              <w:jc w:val="left"/>
             </w:pPr>
             <w:r>
               <w:rPr>
-                <w:b/>
-                <w:bCs/>
                 <w:sz w:val="18"/>
                 <w:szCs w:val="18"/>
               </w:rPr>
@@ -820,6 +1158,12 @@
         <w:tc>
           <w:tcPr>
             <w:tcW w:type="dxa" w:w="2000"/>
+            <w:tcBorders>
+              <w:top w:val="single" w:color="000000" w:sz="6"/>
+              <w:left w:val="none" w:color="FFFFFF" w:sz="0"/>
+              <w:bottom w:val="none" w:color="FFFFFF" w:sz="0"/>
+              <w:right w:val="none" w:color="FFFFFF" w:sz="0"/>
+            </w:tcBorders>
           </w:tcPr>
           <w:p>
             <w:pPr>
@@ -827,8 +1171,6 @@
             </w:pPr>
             <w:r>
               <w:rPr>
-                <w:b/>
-                <w:bCs/>
                 <w:sz w:val="18"/>
                 <w:szCs w:val="18"/>
               </w:rPr>
@@ -839,6 +1181,12 @@
         <w:tc>
           <w:tcPr>
             <w:tcW w:type="dxa" w:w="2000"/>
+            <w:tcBorders>
+              <w:top w:val="single" w:color="000000" w:sz="6"/>
+              <w:left w:val="none" w:color="FFFFFF" w:sz="0"/>
+              <w:bottom w:val="none" w:color="FFFFFF" w:sz="0"/>
+              <w:right w:val="none" w:color="FFFFFF" w:sz="0"/>
+            </w:tcBorders>
           </w:tcPr>
           <w:p>
             <w:pPr>
@@ -846,8 +1194,6 @@
             </w:pPr>
             <w:r>
               <w:rPr>
-                <w:b/>
-                <w:bCs/>
                 <w:sz w:val="18"/>
                 <w:szCs w:val="18"/>
               </w:rPr>
@@ -858,6 +1204,12 @@
         <w:tc>
           <w:tcPr>
             <w:tcW w:type="dxa" w:w="2000"/>
+            <w:tcBorders>
+              <w:top w:val="single" w:color="000000" w:sz="6"/>
+              <w:left w:val="none" w:color="FFFFFF" w:sz="0"/>
+              <w:bottom w:val="none" w:color="FFFFFF" w:sz="0"/>
+              <w:right w:val="none" w:color="FFFFFF" w:sz="0"/>
+            </w:tcBorders>
           </w:tcPr>
           <w:p>
             <w:pPr>
@@ -865,8 +1217,6 @@
             </w:pPr>
             <w:r>
               <w:rPr>
-                <w:b/>
-                <w:bCs/>
                 <w:sz w:val="18"/>
                 <w:szCs w:val="18"/>
               </w:rPr>
@@ -878,7 +1228,36 @@
       <w:tr>
         <w:tc>
           <w:tcPr>
-            <w:tcW w:type="dxa" w:w="3000"/>
+            <w:tcW w:type="dxa" w:w="2600"/>
+            <w:tcBorders>
+              <w:top w:val="single" w:color="000000" w:sz="6"/>
+              <w:left w:val="none" w:color="FFFFFF" w:sz="0"/>
+              <w:bottom w:val="none" w:color="FFFFFF" w:sz="0"/>
+              <w:right w:val="none" w:color="FFFFFF" w:sz="0"/>
+            </w:tcBorders>
+          </w:tcPr>
+          <w:p>
+            <w:pPr>
+              <w:jc w:val="left"/>
+            </w:pPr>
+            <w:r>
+              <w:rPr>
+                <w:sz w:val="18"/>
+                <w:szCs w:val="18"/>
+              </w:rPr>
+              <w:t xml:space="preserve">I2SB</w:t>
+            </w:r>
+          </w:p>
+        </w:tc>
+        <w:tc>
+          <w:tcPr>
+            <w:tcW w:type="dxa" w:w="2000"/>
+            <w:tcBorders>
+              <w:top w:val="single" w:color="000000" w:sz="6"/>
+              <w:left w:val="none" w:color="FFFFFF" w:sz="0"/>
+              <w:bottom w:val="none" w:color="FFFFFF" w:sz="0"/>
+              <w:right w:val="none" w:color="FFFFFF" w:sz="0"/>
+            </w:tcBorders>
           </w:tcPr>
           <w:p>
             <w:pPr>
@@ -886,18 +1265,30 @@
             </w:pPr>
             <w:r>
               <w:rPr>
-                <w:b w:val="false"/>
-                <w:bCs w:val="false"/>
                 <w:sz w:val="18"/>
                 <w:szCs w:val="18"/>
               </w:rPr>
-              <w:t xml:space="preserve">UNet (no prior)</w:t>
+              <w:t xml:space="preserve">24.79 ± 0.09</w:t>
+            </w:r>
+            <w:r>
+              <w:rPr>
+                <w:sz w:val="18"/>
+                <w:szCs w:val="18"/>
+                <w:vertAlign w:val="superscript"/>
+              </w:rPr>
+              <w:t xml:space="preserve">*</w:t>
             </w:r>
           </w:p>
         </w:tc>
         <w:tc>
           <w:tcPr>
             <w:tcW w:type="dxa" w:w="2000"/>
+            <w:tcBorders>
+              <w:top w:val="single" w:color="000000" w:sz="6"/>
+              <w:left w:val="none" w:color="FFFFFF" w:sz="0"/>
+              <w:bottom w:val="none" w:color="FFFFFF" w:sz="0"/>
+              <w:right w:val="none" w:color="FFFFFF" w:sz="0"/>
+            </w:tcBorders>
           </w:tcPr>
           <w:p>
             <w:pPr>
@@ -905,18 +1296,30 @@
             </w:pPr>
             <w:r>
               <w:rPr>
-                <w:b w:val="false"/>
-                <w:bCs w:val="false"/>
                 <w:sz w:val="18"/>
                 <w:szCs w:val="18"/>
               </w:rPr>
-              <w:t xml:space="preserve">24.79 ± 0.09 *</w:t>
+              <w:t xml:space="preserve">87.79 ± 0.21</w:t>
+            </w:r>
+            <w:r>
+              <w:rPr>
+                <w:sz w:val="18"/>
+                <w:szCs w:val="18"/>
+                <w:vertAlign w:val="superscript"/>
+              </w:rPr>
+              <w:t xml:space="preserve">*</w:t>
             </w:r>
           </w:p>
         </w:tc>
         <w:tc>
           <w:tcPr>
             <w:tcW w:type="dxa" w:w="2000"/>
+            <w:tcBorders>
+              <w:top w:val="single" w:color="000000" w:sz="6"/>
+              <w:left w:val="none" w:color="FFFFFF" w:sz="0"/>
+              <w:bottom w:val="none" w:color="FFFFFF" w:sz="0"/>
+              <w:right w:val="none" w:color="FFFFFF" w:sz="0"/>
+            </w:tcBorders>
           </w:tcPr>
           <w:p>
             <w:pPr>
@@ -924,31 +1327,18 @@
             </w:pPr>
             <w:r>
               <w:rPr>
-                <w:b w:val="false"/>
-                <w:bCs w:val="false"/>
                 <w:sz w:val="18"/>
                 <w:szCs w:val="18"/>
               </w:rPr>
-              <w:t xml:space="preserve">87.79 ± 0.21 *</w:t>
+              <w:t xml:space="preserve">13.07 ± 0.19</w:t>
             </w:r>
-          </w:p>
-        </w:tc>
-        <w:tc>
-          <w:tcPr>
-            <w:tcW w:type="dxa" w:w="2000"/>
-          </w:tcPr>
-          <w:p>
-            <w:pPr>
-              <w:jc w:val="center"/>
-            </w:pPr>
             <w:r>
               <w:rPr>
-                <w:b w:val="false"/>
-                <w:bCs w:val="false"/>
                 <w:sz w:val="18"/>
                 <w:szCs w:val="18"/>
+                <w:vertAlign w:val="superscript"/>
               </w:rPr>
-              <w:t xml:space="preserve">13.07 ± 0.19 *</w:t>
+              <w:t xml:space="preserve">*</w:t>
             </w:r>
           </w:p>
         </w:tc>
@@ -956,26 +1346,36 @@
       <w:tr>
         <w:tc>
           <w:tcPr>
-            <w:tcW w:type="dxa" w:w="3000"/>
+            <w:tcW w:type="dxa" w:w="2600"/>
+            <w:tcBorders>
+              <w:top w:val="none" w:color="FFFFFF" w:sz="0"/>
+              <w:left w:val="none" w:color="FFFFFF" w:sz="0"/>
+              <w:bottom w:val="single" w:color="000000" w:sz="6"/>
+              <w:right w:val="none" w:color="FFFFFF" w:sz="0"/>
+            </w:tcBorders>
           </w:tcPr>
           <w:p>
             <w:pPr>
-              <w:jc w:val="center"/>
+              <w:jc w:val="left"/>
             </w:pPr>
             <w:r>
               <w:rPr>
-                <w:b w:val="false"/>
-                <w:bCs w:val="false"/>
                 <w:sz w:val="18"/>
                 <w:szCs w:val="18"/>
               </w:rPr>
-              <w:t xml:space="preserve">UNet + prior w2</w:t>
+              <w:t xml:space="preserve">Longi-I2SB</w:t>
             </w:r>
           </w:p>
         </w:tc>
         <w:tc>
           <w:tcPr>
             <w:tcW w:type="dxa" w:w="2000"/>
+            <w:tcBorders>
+              <w:top w:val="none" w:color="FFFFFF" w:sz="0"/>
+              <w:left w:val="none" w:color="FFFFFF" w:sz="0"/>
+              <w:bottom w:val="single" w:color="000000" w:sz="6"/>
+              <w:right w:val="none" w:color="FFFFFF" w:sz="0"/>
+            </w:tcBorders>
           </w:tcPr>
           <w:p>
             <w:pPr>
@@ -992,8 +1392,6 @@
             </w:r>
             <w:r>
               <w:rPr>
-                <w:b w:val="false"/>
-                <w:bCs w:val="false"/>
                 <w:sz w:val="18"/>
                 <w:szCs w:val="18"/>
               </w:rPr>
@@ -1004,6 +1402,12 @@
         <w:tc>
           <w:tcPr>
             <w:tcW w:type="dxa" w:w="2000"/>
+            <w:tcBorders>
+              <w:top w:val="none" w:color="FFFFFF" w:sz="0"/>
+              <w:left w:val="none" w:color="FFFFFF" w:sz="0"/>
+              <w:bottom w:val="single" w:color="000000" w:sz="6"/>
+              <w:right w:val="none" w:color="FFFFFF" w:sz="0"/>
+            </w:tcBorders>
           </w:tcPr>
           <w:p>
             <w:pPr>
@@ -1020,8 +1424,6 @@
             </w:r>
             <w:r>
               <w:rPr>
-                <w:b w:val="false"/>
-                <w:bCs w:val="false"/>
                 <w:sz w:val="18"/>
                 <w:szCs w:val="18"/>
               </w:rPr>
@@ -1032,6 +1434,12 @@
         <w:tc>
           <w:tcPr>
             <w:tcW w:type="dxa" w:w="2000"/>
+            <w:tcBorders>
+              <w:top w:val="none" w:color="FFFFFF" w:sz="0"/>
+              <w:left w:val="none" w:color="FFFFFF" w:sz="0"/>
+              <w:bottom w:val="single" w:color="000000" w:sz="6"/>
+              <w:right w:val="none" w:color="FFFFFF" w:sz="0"/>
+            </w:tcBorders>
           </w:tcPr>
           <w:p>
             <w:pPr>
@@ -1048,8 +1456,6 @@
             </w:r>
             <w:r>
               <w:rPr>
-                <w:b w:val="false"/>
-                <w:bCs w:val="false"/>
                 <w:sz w:val="18"/>
                 <w:szCs w:val="18"/>
               </w:rPr>
@@ -1061,7 +1467,7 @@
     </w:tbl>
     <w:p>
       <w:pPr>
-        <w:spacing w:after="120"/>
+        <w:spacing w:after="240"/>
       </w:pPr>
       <w:r>
         <w:rPr>
@@ -1070,30 +1476,80 @@
           <w:sz w:val="18"/>
           <w:szCs w:val="18"/>
         </w:rPr>
-        <w:t xml:space="preserve">Table.</w:t>
-      </w:r>
-      <w:r>
-        <w:rPr>
-          <w:sz w:val="18"/>
-          <w:szCs w:val="18"/>
-        </w:rPr>
-        <w:t xml:space="preserve"> Mean ± s.e. over 1007 test studies, slices 70–109. Bold: best; *: differs from UNet + prior w2 (paired Wilcoxon signed-rank over studies, Holm-adjusted, p &lt; 0.05).</w:t>
-      </w:r>
-    </w:p>
-    <w:p>
-      <w:pPr>
-        <w:spacing w:after="120"/>
-      </w:pPr>
-      <w:r>
-        <w:rPr>
-          <w:color w:val="C00000"/>
-        </w:rPr>
-        <w:t xml:space="preserve">[Figure 4: tumour cases from scripts/nyumets_tumor_slices.py --write-rows, then figures/make_figure.py.]</w:t>
-      </w:r>
-    </w:p>
-    <w:p>
-      <w:pPr>
-        <w:spacing w:after="120"/>
+        <w:t xml:space="preserve">Figure 3:</w:t>
+      </w:r>
+      <w:r>
+        <w:rPr>
+          <w:sz w:val="18"/>
+          <w:szCs w:val="18"/>
+        </w:rPr>
+        <w:t xml:space="preserve"> 1007 test studies, slices 70–109, metrics within the mask. Top: mean ± s.e. over studies; *** paired Wilcoxon signed-rank p ≤ 0.001 (Holm-adjusted); value axes do not start at zero. Bottom: summary; bold best, </w:t>
+      </w:r>
+      <w:r>
+        <w:rPr>
+          <w:sz w:val="18"/>
+          <w:szCs w:val="18"/>
+          <w:vertAlign w:val="superscript"/>
+        </w:rPr>
+        <w:t xml:space="preserve">*</w:t>
+      </w:r>
+      <w:r>
+        <w:rPr>
+          <w:sz w:val="18"/>
+          <w:szCs w:val="18"/>
+        </w:rPr>
+        <w:t xml:space="preserve"> p &lt; 0.05 vs. the longitudinal model.</w:t>
+      </w:r>
+    </w:p>
+    <w:p>
+      <w:pPr>
+        <w:spacing w:after="60" w:before="120"/>
+        <w:jc w:val="center"/>
+      </w:pPr>
+      <w:r>
+        <w:drawing>
+          <wp:inline distT="0" distB="0" distL="0" distR="0">
+            <wp:extent cx="5991225" cy="5467350"/>
+            <wp:effectExtent t="0" r="0" b="0" l="0"/>
+            <wp:docPr id="4" name=""/>
+            <wp:cNvGraphicFramePr>
+              <a:graphicFrameLocks xmlns:a="http://schemas.openxmlformats.org/drawingml/2006/main" noChangeAspect="1"/>
+            </wp:cNvGraphicFramePr>
+            <a:graphic xmlns:a="http://schemas.openxmlformats.org/drawingml/2006/main">
+              <a:graphicData uri="http://schemas.openxmlformats.org/drawingml/2006/picture">
+                <pic:pic xmlns:pic="http://schemas.openxmlformats.org/drawingml/2006/picture">
+                  <pic:nvPicPr>
+                    <pic:cNvPr id="0" name="" descr=""/>
+                    <pic:cNvPicPr>
+                      <a:picLocks noChangeAspect="1" noChangeArrowheads="1"/>
+                    </pic:cNvPicPr>
+                  </pic:nvPicPr>
+                  <pic:blipFill>
+                    <a:blip r:embed="rId10" cstate="none"/>
+                    <a:srcRect/>
+                    <a:stretch>
+                      <a:fillRect/>
+                    </a:stretch>
+                  </pic:blipFill>
+                  <pic:spPr bwMode="auto">
+                    <a:xfrm>
+                      <a:off x="0" y="0"/>
+                      <a:ext cx="5991225" cy="5467350"/>
+                    </a:xfrm>
+                    <a:prstGeom prst="rect">
+                      <a:avLst/>
+                    </a:prstGeom>
+                  </pic:spPr>
+                </pic:pic>
+              </a:graphicData>
+            </a:graphic>
+          </wp:inline>
+        </w:drawing>
+      </w:r>
+    </w:p>
+    <w:p>
+      <w:pPr>
+        <w:spacing w:after="240"/>
       </w:pPr>
       <w:r>
         <w:rPr>
@@ -1102,22 +1558,81 @@
           <w:sz w:val="18"/>
           <w:szCs w:val="18"/>
         </w:rPr>
-        <w:t xml:space="preserve">Figure 4.</w:t>
-      </w:r>
-      <w:r>
-        <w:rPr>
-          <w:sz w:val="18"/>
-          <w:szCs w:val="18"/>
-        </w:rPr>
-        <w:t xml:space="preserve"> </w:t>
-      </w:r>
-      <w:r>
-        <w:rPr>
-          <w:color w:val="C00000"/>
-          <w:sz w:val="18"/>
-          <w:szCs w:val="18"/>
-        </w:rPr>
-        <w:t xml:space="preserve">[Lesion-containing slices: new, stable and resolved lesions; error inside the lesion without and with the prior exam.]</w:t>
+        <w:t xml:space="preserve">Figure 4:</w:t>
+      </w:r>
+      <w:r>
+        <w:rPr>
+          <w:sz w:val="18"/>
+          <w:szCs w:val="18"/>
+        </w:rPr>
+        <w:t xml:space="preserve"> Robustness to a poor prior exam: cases where the registered prior CT1 differs greatly from the current one. Columns as in Figure 2.</w:t>
+      </w:r>
+    </w:p>
+    <w:p>
+      <w:pPr>
+        <w:spacing w:after="60" w:before="120"/>
+        <w:jc w:val="center"/>
+      </w:pPr>
+      <w:r>
+        <w:drawing>
+          <wp:inline distT="0" distB="0" distL="0" distR="0">
+            <wp:extent cx="4733925" cy="2895600"/>
+            <wp:effectExtent t="0" r="0" b="0" l="0"/>
+            <wp:docPr id="5" name=""/>
+            <wp:cNvGraphicFramePr>
+              <a:graphicFrameLocks xmlns:a="http://schemas.openxmlformats.org/drawingml/2006/main" noChangeAspect="1"/>
+            </wp:cNvGraphicFramePr>
+            <a:graphic xmlns:a="http://schemas.openxmlformats.org/drawingml/2006/main">
+              <a:graphicData uri="http://schemas.openxmlformats.org/drawingml/2006/picture">
+                <pic:pic xmlns:pic="http://schemas.openxmlformats.org/drawingml/2006/picture">
+                  <pic:nvPicPr>
+                    <pic:cNvPr id="0" name="" descr=""/>
+                    <pic:cNvPicPr>
+                      <a:picLocks noChangeAspect="1" noChangeArrowheads="1"/>
+                    </pic:cNvPicPr>
+                  </pic:nvPicPr>
+                  <pic:blipFill>
+                    <a:blip r:embed="rId11" cstate="none"/>
+                    <a:srcRect/>
+                    <a:stretch>
+                      <a:fillRect/>
+                    </a:stretch>
+                  </pic:blipFill>
+                  <pic:spPr bwMode="auto">
+                    <a:xfrm>
+                      <a:off x="0" y="0"/>
+                      <a:ext cx="4733925" cy="2895600"/>
+                    </a:xfrm>
+                    <a:prstGeom prst="rect">
+                      <a:avLst/>
+                    </a:prstGeom>
+                  </pic:spPr>
+                </pic:pic>
+              </a:graphicData>
+            </a:graphic>
+          </wp:inline>
+        </w:drawing>
+      </w:r>
+    </w:p>
+    <w:p>
+      <w:pPr>
+        <w:spacing w:after="240"/>
+      </w:pPr>
+      <w:r>
+        <w:rPr>
+          <w:b/>
+          <w:bCs/>
+          <w:sz w:val="18"/>
+          <w:szCs w:val="18"/>
+        </w:rPr>
+        <w:t xml:space="preserve">Figure 5:</w:t>
+      </w:r>
+      <w:r>
+        <w:rPr>
+          <w:sz w:val="18"/>
+          <w:szCs w:val="18"/>
+        </w:rPr>
+        <w:t xml:space="preserve"> PSNR gain of the longitudinal model over single-exam I2SB versus the prior PSNR: the registered prior CT1 scored against the current CT1 in the same mask and with the same data range as the reported metrics. Mean ± 1 standard deviation over the slices in 2 dB bins. The gain grows with prior similarity, from ≈+0.3 dB for the least similar priors to +2.5 dB for the most similar, and its mean is positive in every bin.</w:t>
       </w:r>
     </w:p>
     <w:sectPr>
@@ -1351,17 +1866,6 @@
       <w:szCs w:val="32"/>
     </w:rPr>
   </w:style>
-  <w:style w:type="paragraph" w:styleId="Heading2">
-    <w:name w:val="Heading 2"/>
-    <w:basedOn w:val="Normal"/>
-    <w:next w:val="Normal"/>
-    <w:qFormat/>
-    <w:rPr>
-      <w:color w:val="2E74B5"/>
-      <w:sz w:val="26"/>
-      <w:szCs w:val="26"/>
-    </w:rPr>
-  </w:style>
   <w:style w:type="paragraph" w:styleId="Heading3">
     <w:name w:val="Heading 3"/>
     <w:basedOn w:val="Normal"/>
@@ -1640,6 +2144,23 @@
     <w:uiPriority w:val="99"/>
     <w:semiHidden/>
     <w:unhideWhenUsed/>
+  </w:style>
+  <w:style w:type="paragraph" w:styleId="Heading2">
+    <w:name w:val="Heading 2"/>
+    <w:basedOn w:val="Normal"/>
+    <w:next w:val="Normal"/>
+    <w:qFormat/>
+    <w:pPr>
+      <w:spacing w:after="100" w:before="240"/>
+      <w:outlineLvl w:val="1"/>
+    </w:pPr>
+    <w:rPr>
+      <w:rFonts w:ascii="Arial" w:cs="Arial" w:eastAsia="Arial" w:hAnsi="Arial"/>
+      <w:b/>
+      <w:bCs/>
+      <w:sz w:val="24"/>
+      <w:szCs w:val="24"/>
+    </w:rPr>
   </w:style>
 </w:styles>
 </file>
